--- a/03-Communication-and-Teamwork/Meetings/Minutes/Team-Meetings/Meeting Minutes 2025-09-25 (Team).docx
+++ b/03-Communication-and-Teamwork/Meetings/Minutes/Team-Meetings/Meeting Minutes 2025-09-25 (Team).docx
@@ -148,7 +148,6 @@
                 <w:b/>
                 <w:bCs/>
                 <w:color w:val="000000"/>
-                <w:lang w:val="en-NZ"/>
               </w:rPr>
               <w:t>Network Performance Evaluation on Linux Based Operating Systems</w:t>
             </w:r>
@@ -1536,8 +1535,8 @@
       </w:tblPr>
       <w:tblGrid>
         <w:gridCol w:w="540"/>
-        <w:gridCol w:w="5400"/>
-        <w:gridCol w:w="1530"/>
+        <w:gridCol w:w="4422"/>
+        <w:gridCol w:w="2508"/>
         <w:gridCol w:w="2520"/>
       </w:tblGrid>
       <w:tr>
@@ -1564,7 +1563,7 @@
         </w:tc>
         <w:tc>
           <w:tcPr>
-            <w:tcW w:w="5400" w:type="dxa"/>
+            <w:tcW w:w="4422" w:type="dxa"/>
             <w:shd w:val="clear" w:color="auto" w:fill="D9D9D9"/>
           </w:tcPr>
           <w:p>
@@ -1585,7 +1584,7 @@
         </w:tc>
         <w:tc>
           <w:tcPr>
-            <w:tcW w:w="1530" w:type="dxa"/>
+            <w:tcW w:w="2508" w:type="dxa"/>
             <w:shd w:val="clear" w:color="auto" w:fill="D9D9D9"/>
           </w:tcPr>
           <w:p>
@@ -1647,34 +1646,40 @@
         </w:tc>
         <w:tc>
           <w:tcPr>
-            <w:tcW w:w="5400" w:type="dxa"/>
-            <w:vAlign w:val="center"/>
-          </w:tcPr>
-          <w:p>
-            <w:pPr>
-              <w:rPr>
-                <w:rFonts w:ascii="Calibri" w:hAnsi="Calibri" w:cs="Calibri"/>
-              </w:rPr>
-            </w:pPr>
-            <w:r>
-              <w:rPr>
-                <w:rFonts w:ascii="Calibri" w:hAnsi="Calibri" w:cs="Calibri"/>
-              </w:rPr>
-              <w:t>N/A</w:t>
-            </w:r>
-          </w:p>
-        </w:tc>
-        <w:tc>
-          <w:tcPr>
-            <w:tcW w:w="1530" w:type="dxa"/>
-            <w:vAlign w:val="center"/>
-          </w:tcPr>
-          <w:p>
-            <w:pPr>
-              <w:rPr>
-                <w:rFonts w:ascii="Calibri" w:hAnsi="Calibri" w:cs="Calibri"/>
-              </w:rPr>
-            </w:pPr>
+            <w:tcW w:w="4422" w:type="dxa"/>
+            <w:vAlign w:val="center"/>
+          </w:tcPr>
+          <w:p>
+            <w:pPr>
+              <w:rPr>
+                <w:rFonts w:ascii="Calibri" w:hAnsi="Calibri" w:cs="Calibri"/>
+              </w:rPr>
+            </w:pPr>
+            <w:r>
+              <w:rPr>
+                <w:rFonts w:ascii="Calibri" w:hAnsi="Calibri" w:cs="Calibri"/>
+              </w:rPr>
+              <w:t>Graphing of Kali results</w:t>
+            </w:r>
+          </w:p>
+        </w:tc>
+        <w:tc>
+          <w:tcPr>
+            <w:tcW w:w="2508" w:type="dxa"/>
+            <w:vAlign w:val="center"/>
+          </w:tcPr>
+          <w:p>
+            <w:pPr>
+              <w:rPr>
+                <w:rFonts w:ascii="Calibri" w:hAnsi="Calibri" w:cs="Calibri"/>
+              </w:rPr>
+            </w:pPr>
+            <w:r>
+              <w:rPr>
+                <w:rFonts w:ascii="Calibri" w:hAnsi="Calibri" w:cs="Calibri"/>
+              </w:rPr>
+              <w:t xml:space="preserve">Nathan </w:t>
+            </w:r>
           </w:p>
         </w:tc>
         <w:tc>
@@ -1688,6 +1693,332 @@
                 <w:rFonts w:ascii="Calibri" w:hAnsi="Calibri" w:cs="Calibri"/>
               </w:rPr>
             </w:pPr>
+            <w:r>
+              <w:rPr>
+                <w:rFonts w:ascii="Calibri" w:hAnsi="Calibri" w:cs="Calibri"/>
+              </w:rPr>
+              <w:t>Completed</w:t>
+            </w:r>
+          </w:p>
+        </w:tc>
+      </w:tr>
+      <w:tr>
+        <w:tc>
+          <w:tcPr>
+            <w:tcW w:w="540" w:type="dxa"/>
+            <w:vAlign w:val="center"/>
+          </w:tcPr>
+          <w:p>
+            <w:pPr>
+              <w:numPr>
+                <w:ilvl w:val="0"/>
+                <w:numId w:val="19"/>
+              </w:numPr>
+              <w:ind w:left="144" w:hanging="158"/>
+              <w:rPr>
+                <w:rFonts w:ascii="Calibri" w:hAnsi="Calibri" w:cs="Calibri"/>
+              </w:rPr>
+            </w:pPr>
+          </w:p>
+        </w:tc>
+        <w:tc>
+          <w:tcPr>
+            <w:tcW w:w="4422" w:type="dxa"/>
+            <w:vAlign w:val="center"/>
+          </w:tcPr>
+          <w:p>
+            <w:pPr>
+              <w:rPr>
+                <w:rFonts w:ascii="Calibri" w:hAnsi="Calibri" w:cs="Calibri"/>
+              </w:rPr>
+            </w:pPr>
+            <w:r>
+              <w:rPr>
+                <w:rFonts w:ascii="Calibri" w:hAnsi="Calibri" w:cs="Calibri"/>
+              </w:rPr>
+              <w:t>Individual Reflective Report</w:t>
+            </w:r>
+          </w:p>
+        </w:tc>
+        <w:tc>
+          <w:tcPr>
+            <w:tcW w:w="2508" w:type="dxa"/>
+            <w:vAlign w:val="center"/>
+          </w:tcPr>
+          <w:p>
+            <w:pPr>
+              <w:rPr>
+                <w:rFonts w:ascii="Calibri" w:hAnsi="Calibri" w:cs="Calibri"/>
+              </w:rPr>
+            </w:pPr>
+            <w:r>
+              <w:rPr>
+                <w:rFonts w:ascii="Calibri" w:hAnsi="Calibri" w:cs="Calibri"/>
+              </w:rPr>
+              <w:t>All Team Members</w:t>
+            </w:r>
+          </w:p>
+        </w:tc>
+        <w:tc>
+          <w:tcPr>
+            <w:tcW w:w="2520" w:type="dxa"/>
+            <w:vAlign w:val="center"/>
+          </w:tcPr>
+          <w:p>
+            <w:pPr>
+              <w:rPr>
+                <w:rFonts w:ascii="Calibri" w:hAnsi="Calibri" w:cs="Calibri"/>
+              </w:rPr>
+            </w:pPr>
+            <w:r>
+              <w:rPr>
+                <w:rFonts w:ascii="Calibri" w:hAnsi="Calibri" w:cs="Calibri"/>
+              </w:rPr>
+              <w:t>28/09/2025</w:t>
+            </w:r>
+          </w:p>
+        </w:tc>
+      </w:tr>
+      <w:tr>
+        <w:tc>
+          <w:tcPr>
+            <w:tcW w:w="540" w:type="dxa"/>
+            <w:vAlign w:val="center"/>
+          </w:tcPr>
+          <w:p>
+            <w:pPr>
+              <w:numPr>
+                <w:ilvl w:val="0"/>
+                <w:numId w:val="19"/>
+              </w:numPr>
+              <w:ind w:left="144" w:hanging="158"/>
+              <w:rPr>
+                <w:rFonts w:ascii="Calibri" w:hAnsi="Calibri" w:cs="Calibri"/>
+              </w:rPr>
+            </w:pPr>
+          </w:p>
+        </w:tc>
+        <w:tc>
+          <w:tcPr>
+            <w:tcW w:w="4422" w:type="dxa"/>
+            <w:vAlign w:val="center"/>
+          </w:tcPr>
+          <w:p>
+            <w:pPr>
+              <w:rPr>
+                <w:rFonts w:ascii="Calibri" w:hAnsi="Calibri" w:cs="Calibri"/>
+              </w:rPr>
+            </w:pPr>
+            <w:r>
+              <w:rPr>
+                <w:rFonts w:ascii="Calibri" w:hAnsi="Calibri" w:cs="Calibri"/>
+              </w:rPr>
+              <w:t>Poster draft</w:t>
+            </w:r>
+          </w:p>
+        </w:tc>
+        <w:tc>
+          <w:tcPr>
+            <w:tcW w:w="2508" w:type="dxa"/>
+            <w:vAlign w:val="center"/>
+          </w:tcPr>
+          <w:p>
+            <w:pPr>
+              <w:rPr>
+                <w:rFonts w:ascii="Calibri" w:hAnsi="Calibri" w:cs="Calibri"/>
+              </w:rPr>
+            </w:pPr>
+            <w:r>
+              <w:rPr>
+                <w:rFonts w:ascii="Calibri" w:hAnsi="Calibri" w:cs="Calibri"/>
+              </w:rPr>
+              <w:t>Nathan, Thomas</w:t>
+            </w:r>
+          </w:p>
+        </w:tc>
+        <w:tc>
+          <w:tcPr>
+            <w:tcW w:w="2520" w:type="dxa"/>
+            <w:vAlign w:val="center"/>
+          </w:tcPr>
+          <w:p>
+            <w:pPr>
+              <w:rPr>
+                <w:rFonts w:ascii="Calibri" w:hAnsi="Calibri" w:cs="Calibri"/>
+              </w:rPr>
+            </w:pPr>
+            <w:r>
+              <w:rPr>
+                <w:rFonts w:ascii="Calibri" w:hAnsi="Calibri" w:cs="Calibri"/>
+              </w:rPr>
+              <w:t>26/09/2025</w:t>
+            </w:r>
+          </w:p>
+        </w:tc>
+      </w:tr>
+      <w:tr>
+        <w:tc>
+          <w:tcPr>
+            <w:tcW w:w="540" w:type="dxa"/>
+            <w:vAlign w:val="center"/>
+          </w:tcPr>
+          <w:p>
+            <w:pPr>
+              <w:numPr>
+                <w:ilvl w:val="0"/>
+                <w:numId w:val="19"/>
+              </w:numPr>
+              <w:ind w:left="144" w:hanging="158"/>
+              <w:rPr>
+                <w:rFonts w:ascii="Calibri" w:hAnsi="Calibri" w:cs="Calibri"/>
+              </w:rPr>
+            </w:pPr>
+          </w:p>
+        </w:tc>
+        <w:tc>
+          <w:tcPr>
+            <w:tcW w:w="4422" w:type="dxa"/>
+            <w:vAlign w:val="center"/>
+          </w:tcPr>
+          <w:p>
+            <w:pPr>
+              <w:rPr>
+                <w:rFonts w:ascii="Calibri" w:hAnsi="Calibri" w:cs="Calibri"/>
+              </w:rPr>
+            </w:pPr>
+            <w:r>
+              <w:rPr>
+                <w:rFonts w:ascii="Calibri" w:hAnsi="Calibri" w:cs="Calibri"/>
+              </w:rPr>
+              <w:t>Final Poster</w:t>
+            </w:r>
+          </w:p>
+        </w:tc>
+        <w:tc>
+          <w:tcPr>
+            <w:tcW w:w="2508" w:type="dxa"/>
+            <w:vAlign w:val="center"/>
+          </w:tcPr>
+          <w:p>
+            <w:pPr>
+              <w:rPr>
+                <w:rFonts w:ascii="Calibri" w:hAnsi="Calibri" w:cs="Calibri"/>
+              </w:rPr>
+            </w:pPr>
+            <w:r>
+              <w:rPr>
+                <w:rFonts w:ascii="Calibri" w:hAnsi="Calibri" w:cs="Calibri"/>
+              </w:rPr>
+              <w:t>All Team Members</w:t>
+            </w:r>
+          </w:p>
+        </w:tc>
+        <w:tc>
+          <w:tcPr>
+            <w:tcW w:w="2520" w:type="dxa"/>
+            <w:vAlign w:val="center"/>
+          </w:tcPr>
+          <w:p>
+            <w:pPr>
+              <w:rPr>
+                <w:rFonts w:ascii="Calibri" w:hAnsi="Calibri" w:cs="Calibri"/>
+              </w:rPr>
+            </w:pPr>
+            <w:r>
+              <w:rPr>
+                <w:rFonts w:ascii="Calibri" w:hAnsi="Calibri" w:cs="Calibri"/>
+              </w:rPr>
+              <w:t>28/09/2025</w:t>
+            </w:r>
+          </w:p>
+        </w:tc>
+      </w:tr>
+      <w:tr>
+        <w:tc>
+          <w:tcPr>
+            <w:tcW w:w="540" w:type="dxa"/>
+            <w:vAlign w:val="center"/>
+          </w:tcPr>
+          <w:p>
+            <w:pPr>
+              <w:numPr>
+                <w:ilvl w:val="0"/>
+                <w:numId w:val="19"/>
+              </w:numPr>
+              <w:ind w:left="144" w:hanging="158"/>
+              <w:rPr>
+                <w:rFonts w:ascii="Calibri" w:hAnsi="Calibri" w:cs="Calibri"/>
+              </w:rPr>
+            </w:pPr>
+          </w:p>
+        </w:tc>
+        <w:tc>
+          <w:tcPr>
+            <w:tcW w:w="4422" w:type="dxa"/>
+            <w:vAlign w:val="center"/>
+          </w:tcPr>
+          <w:p>
+            <w:pPr>
+              <w:rPr>
+                <w:rFonts w:ascii="Calibri" w:hAnsi="Calibri" w:cs="Calibri"/>
+              </w:rPr>
+            </w:pPr>
+            <w:r>
+              <w:rPr>
+                <w:rFonts w:ascii="Calibri" w:hAnsi="Calibri" w:cs="Calibri"/>
+              </w:rPr>
+              <w:t>Organi</w:t>
+            </w:r>
+            <w:r>
+              <w:rPr>
+                <w:rFonts w:ascii="Calibri" w:hAnsi="Calibri" w:cs="Calibri"/>
+              </w:rPr>
+              <w:t>s</w:t>
+            </w:r>
+            <w:r>
+              <w:rPr>
+                <w:rFonts w:ascii="Calibri" w:hAnsi="Calibri" w:cs="Calibri"/>
+              </w:rPr>
+              <w:t xml:space="preserve">ing the Portfolio Folders </w:t>
+            </w:r>
+          </w:p>
+        </w:tc>
+        <w:tc>
+          <w:tcPr>
+            <w:tcW w:w="2508" w:type="dxa"/>
+            <w:vAlign w:val="center"/>
+          </w:tcPr>
+          <w:p>
+            <w:pPr>
+              <w:rPr>
+                <w:rFonts w:ascii="Calibri" w:hAnsi="Calibri" w:cs="Calibri"/>
+              </w:rPr>
+            </w:pPr>
+            <w:r>
+              <w:rPr>
+                <w:rFonts w:ascii="Calibri" w:hAnsi="Calibri" w:cs="Calibri"/>
+              </w:rPr>
+              <w:t>Thomas</w:t>
+            </w:r>
+          </w:p>
+        </w:tc>
+        <w:tc>
+          <w:tcPr>
+            <w:tcW w:w="2520" w:type="dxa"/>
+            <w:vAlign w:val="center"/>
+          </w:tcPr>
+          <w:p>
+            <w:pPr>
+              <w:rPr>
+                <w:rFonts w:ascii="Calibri" w:hAnsi="Calibri" w:cs="Calibri"/>
+              </w:rPr>
+            </w:pPr>
+            <w:r>
+              <w:rPr>
+                <w:rFonts w:ascii="Calibri" w:hAnsi="Calibri" w:cs="Calibri"/>
+              </w:rPr>
+              <w:t>28/10/2025</w:t>
+            </w:r>
           </w:p>
         </w:tc>
       </w:tr>
@@ -2021,7 +2352,13 @@
               <w:rPr>
                 <w:rFonts w:ascii="Calibri" w:hAnsi="Calibri" w:cs="Calibri"/>
               </w:rPr>
-              <w:t>Reinstall Ubuntu</w:t>
+              <w:t xml:space="preserve">Reinstall </w:t>
+            </w:r>
+            <w:r>
+              <w:rPr>
+                <w:rFonts w:ascii="Calibri" w:hAnsi="Calibri" w:cs="Calibri"/>
+              </w:rPr>
+              <w:t>and Configuring Ubuntu</w:t>
             </w:r>
           </w:p>
         </w:tc>
@@ -2144,11 +2481,355 @@
           </w:p>
         </w:tc>
       </w:tr>
+      <w:tr>
+        <w:tc>
+          <w:tcPr>
+            <w:tcW w:w="540" w:type="dxa"/>
+            <w:vAlign w:val="center"/>
+          </w:tcPr>
+          <w:p>
+            <w:pPr>
+              <w:numPr>
+                <w:ilvl w:val="0"/>
+                <w:numId w:val="20"/>
+              </w:numPr>
+              <w:ind w:left="342"/>
+              <w:rPr>
+                <w:rFonts w:ascii="Calibri" w:hAnsi="Calibri" w:cs="Calibri"/>
+              </w:rPr>
+            </w:pPr>
+          </w:p>
+        </w:tc>
+        <w:tc>
+          <w:tcPr>
+            <w:tcW w:w="5400" w:type="dxa"/>
+            <w:vAlign w:val="center"/>
+          </w:tcPr>
+          <w:p>
+            <w:pPr>
+              <w:spacing w:line="259" w:lineRule="auto"/>
+              <w:rPr>
+                <w:rFonts w:ascii="Calibri" w:hAnsi="Calibri" w:cs="Calibri"/>
+              </w:rPr>
+            </w:pPr>
+            <w:r>
+              <w:rPr>
+                <w:rFonts w:ascii="Calibri" w:hAnsi="Calibri" w:cs="Calibri"/>
+              </w:rPr>
+              <w:t>Individual Reflective Report</w:t>
+            </w:r>
+          </w:p>
+        </w:tc>
+        <w:tc>
+          <w:tcPr>
+            <w:tcW w:w="2140" w:type="dxa"/>
+            <w:vAlign w:val="center"/>
+          </w:tcPr>
+          <w:p>
+            <w:pPr>
+              <w:spacing w:line="259" w:lineRule="auto"/>
+              <w:rPr>
+                <w:rFonts w:ascii="Calibri" w:hAnsi="Calibri" w:cs="Calibri"/>
+              </w:rPr>
+            </w:pPr>
+            <w:r>
+              <w:rPr>
+                <w:rFonts w:ascii="Calibri" w:hAnsi="Calibri" w:cs="Calibri"/>
+              </w:rPr>
+              <w:t>All Team Members</w:t>
+            </w:r>
+          </w:p>
+        </w:tc>
+        <w:tc>
+          <w:tcPr>
+            <w:tcW w:w="1910" w:type="dxa"/>
+            <w:vAlign w:val="center"/>
+          </w:tcPr>
+          <w:p>
+            <w:pPr>
+              <w:rPr>
+                <w:rFonts w:ascii="Calibri" w:hAnsi="Calibri" w:cs="Calibri"/>
+              </w:rPr>
+            </w:pPr>
+            <w:r>
+              <w:rPr>
+                <w:rFonts w:ascii="Calibri" w:hAnsi="Calibri" w:cs="Calibri"/>
+              </w:rPr>
+              <w:t>28/09/2025</w:t>
+            </w:r>
+          </w:p>
+        </w:tc>
+      </w:tr>
+      <w:tr>
+        <w:tc>
+          <w:tcPr>
+            <w:tcW w:w="540" w:type="dxa"/>
+            <w:vAlign w:val="center"/>
+          </w:tcPr>
+          <w:p>
+            <w:pPr>
+              <w:numPr>
+                <w:ilvl w:val="0"/>
+                <w:numId w:val="20"/>
+              </w:numPr>
+              <w:ind w:left="342"/>
+              <w:rPr>
+                <w:rFonts w:ascii="Calibri" w:hAnsi="Calibri" w:cs="Calibri"/>
+              </w:rPr>
+            </w:pPr>
+          </w:p>
+        </w:tc>
+        <w:tc>
+          <w:tcPr>
+            <w:tcW w:w="5400" w:type="dxa"/>
+            <w:vAlign w:val="center"/>
+          </w:tcPr>
+          <w:p>
+            <w:pPr>
+              <w:spacing w:line="259" w:lineRule="auto"/>
+              <w:rPr>
+                <w:rFonts w:ascii="Calibri" w:hAnsi="Calibri" w:cs="Calibri"/>
+              </w:rPr>
+            </w:pPr>
+            <w:r>
+              <w:rPr>
+                <w:rFonts w:ascii="Calibri" w:hAnsi="Calibri" w:cs="Calibri"/>
+              </w:rPr>
+              <w:t>Poster draft</w:t>
+            </w:r>
+          </w:p>
+        </w:tc>
+        <w:tc>
+          <w:tcPr>
+            <w:tcW w:w="2140" w:type="dxa"/>
+            <w:vAlign w:val="center"/>
+          </w:tcPr>
+          <w:p>
+            <w:pPr>
+              <w:spacing w:line="259" w:lineRule="auto"/>
+              <w:rPr>
+                <w:rFonts w:ascii="Calibri" w:hAnsi="Calibri" w:cs="Calibri"/>
+              </w:rPr>
+            </w:pPr>
+            <w:r>
+              <w:rPr>
+                <w:rFonts w:ascii="Calibri" w:hAnsi="Calibri" w:cs="Calibri"/>
+              </w:rPr>
+              <w:t>Nathan, Thomas</w:t>
+            </w:r>
+          </w:p>
+        </w:tc>
+        <w:tc>
+          <w:tcPr>
+            <w:tcW w:w="1910" w:type="dxa"/>
+            <w:vAlign w:val="center"/>
+          </w:tcPr>
+          <w:p>
+            <w:pPr>
+              <w:rPr>
+                <w:rFonts w:ascii="Calibri" w:hAnsi="Calibri" w:cs="Calibri"/>
+              </w:rPr>
+            </w:pPr>
+            <w:r>
+              <w:rPr>
+                <w:rFonts w:ascii="Calibri" w:hAnsi="Calibri" w:cs="Calibri"/>
+              </w:rPr>
+              <w:t>26/09/2025</w:t>
+            </w:r>
+          </w:p>
+        </w:tc>
+      </w:tr>
+      <w:tr>
+        <w:tc>
+          <w:tcPr>
+            <w:tcW w:w="540" w:type="dxa"/>
+            <w:vAlign w:val="center"/>
+          </w:tcPr>
+          <w:p>
+            <w:pPr>
+              <w:numPr>
+                <w:ilvl w:val="0"/>
+                <w:numId w:val="20"/>
+              </w:numPr>
+              <w:ind w:left="342"/>
+              <w:rPr>
+                <w:rFonts w:ascii="Calibri" w:hAnsi="Calibri" w:cs="Calibri"/>
+              </w:rPr>
+            </w:pPr>
+          </w:p>
+        </w:tc>
+        <w:tc>
+          <w:tcPr>
+            <w:tcW w:w="5400" w:type="dxa"/>
+            <w:vAlign w:val="center"/>
+          </w:tcPr>
+          <w:p>
+            <w:pPr>
+              <w:spacing w:line="259" w:lineRule="auto"/>
+              <w:rPr>
+                <w:rFonts w:ascii="Calibri" w:hAnsi="Calibri" w:cs="Calibri"/>
+              </w:rPr>
+            </w:pPr>
+            <w:r>
+              <w:rPr>
+                <w:rFonts w:ascii="Calibri" w:hAnsi="Calibri" w:cs="Calibri"/>
+              </w:rPr>
+              <w:t>Final Poster</w:t>
+            </w:r>
+          </w:p>
+        </w:tc>
+        <w:tc>
+          <w:tcPr>
+            <w:tcW w:w="2140" w:type="dxa"/>
+            <w:vAlign w:val="center"/>
+          </w:tcPr>
+          <w:p>
+            <w:pPr>
+              <w:spacing w:line="259" w:lineRule="auto"/>
+              <w:rPr>
+                <w:rFonts w:ascii="Calibri" w:hAnsi="Calibri" w:cs="Calibri"/>
+              </w:rPr>
+            </w:pPr>
+            <w:r>
+              <w:rPr>
+                <w:rFonts w:ascii="Calibri" w:hAnsi="Calibri" w:cs="Calibri"/>
+              </w:rPr>
+              <w:t>All Team Members</w:t>
+            </w:r>
+          </w:p>
+        </w:tc>
+        <w:tc>
+          <w:tcPr>
+            <w:tcW w:w="1910" w:type="dxa"/>
+            <w:vAlign w:val="center"/>
+          </w:tcPr>
+          <w:p>
+            <w:pPr>
+              <w:rPr>
+                <w:rFonts w:ascii="Calibri" w:hAnsi="Calibri" w:cs="Calibri"/>
+              </w:rPr>
+            </w:pPr>
+            <w:r>
+              <w:rPr>
+                <w:rFonts w:ascii="Calibri" w:hAnsi="Calibri" w:cs="Calibri"/>
+              </w:rPr>
+              <w:t>28/09/2025</w:t>
+            </w:r>
+          </w:p>
+        </w:tc>
+      </w:tr>
+      <w:tr>
+        <w:tc>
+          <w:tcPr>
+            <w:tcW w:w="540" w:type="dxa"/>
+            <w:vAlign w:val="center"/>
+          </w:tcPr>
+          <w:p>
+            <w:pPr>
+              <w:numPr>
+                <w:ilvl w:val="0"/>
+                <w:numId w:val="20"/>
+              </w:numPr>
+              <w:ind w:left="342"/>
+              <w:rPr>
+                <w:rFonts w:ascii="Calibri" w:hAnsi="Calibri" w:cs="Calibri"/>
+              </w:rPr>
+            </w:pPr>
+          </w:p>
+        </w:tc>
+        <w:tc>
+          <w:tcPr>
+            <w:tcW w:w="5400" w:type="dxa"/>
+            <w:vAlign w:val="center"/>
+          </w:tcPr>
+          <w:p>
+            <w:pPr>
+              <w:spacing w:line="259" w:lineRule="auto"/>
+              <w:rPr>
+                <w:rFonts w:ascii="Calibri" w:hAnsi="Calibri" w:cs="Calibri"/>
+              </w:rPr>
+            </w:pPr>
+            <w:r>
+              <w:rPr>
+                <w:rFonts w:ascii="Calibri" w:hAnsi="Calibri" w:cs="Calibri"/>
+              </w:rPr>
+              <w:t>Organi</w:t>
+            </w:r>
+            <w:r>
+              <w:rPr>
+                <w:rFonts w:ascii="Calibri" w:hAnsi="Calibri" w:cs="Calibri"/>
+              </w:rPr>
+              <w:t>s</w:t>
+            </w:r>
+            <w:r>
+              <w:rPr>
+                <w:rFonts w:ascii="Calibri" w:hAnsi="Calibri" w:cs="Calibri"/>
+              </w:rPr>
+              <w:t xml:space="preserve">ing the Portfolio Folders </w:t>
+            </w:r>
+          </w:p>
+        </w:tc>
+        <w:tc>
+          <w:tcPr>
+            <w:tcW w:w="2140" w:type="dxa"/>
+            <w:vAlign w:val="center"/>
+          </w:tcPr>
+          <w:p>
+            <w:pPr>
+              <w:spacing w:line="259" w:lineRule="auto"/>
+              <w:rPr>
+                <w:rFonts w:ascii="Calibri" w:hAnsi="Calibri" w:cs="Calibri"/>
+              </w:rPr>
+            </w:pPr>
+            <w:r>
+              <w:rPr>
+                <w:rFonts w:ascii="Calibri" w:hAnsi="Calibri" w:cs="Calibri"/>
+              </w:rPr>
+              <w:t>Thomas</w:t>
+            </w:r>
+          </w:p>
+        </w:tc>
+        <w:tc>
+          <w:tcPr>
+            <w:tcW w:w="1910" w:type="dxa"/>
+            <w:vAlign w:val="center"/>
+          </w:tcPr>
+          <w:p>
+            <w:pPr>
+              <w:rPr>
+                <w:rFonts w:ascii="Calibri" w:hAnsi="Calibri" w:cs="Calibri"/>
+              </w:rPr>
+            </w:pPr>
+            <w:r>
+              <w:rPr>
+                <w:rFonts w:ascii="Calibri" w:hAnsi="Calibri" w:cs="Calibri"/>
+              </w:rPr>
+              <w:t>28/10/2025</w:t>
+            </w:r>
+          </w:p>
+        </w:tc>
+      </w:tr>
     </w:tbl>
     <w:p>
       <w:pPr>
         <w:rPr>
           <w:rFonts w:ascii="Calibri" w:hAnsi="Calibri" w:cs="Calibri"/>
+        </w:rPr>
+      </w:pPr>
+    </w:p>
+    <w:p>
+      <w:pPr>
+        <w:rPr>
+          <w:rFonts w:ascii="Calibri" w:hAnsi="Calibri" w:cs="Calibri"/>
+          <w:b/>
+        </w:rPr>
+      </w:pPr>
+    </w:p>
+    <w:p>
+      <w:pPr>
+        <w:rPr>
+          <w:rFonts w:ascii="Calibri" w:hAnsi="Calibri" w:cs="Calibri"/>
+          <w:b/>
         </w:rPr>
       </w:pPr>
     </w:p>
@@ -2164,6 +2845,7 @@
           <w:rFonts w:ascii="Calibri" w:hAnsi="Calibri" w:cs="Calibri"/>
           <w:b/>
         </w:rPr>
+        <w:lastRenderedPageBreak/>
         <w:t>Next Meeting</w:t>
       </w:r>
     </w:p>
@@ -2493,7 +3175,6 @@
       <w:rPr>
         <w:rStyle w:val="PageNumber"/>
         <w:rFonts w:ascii="Arial" w:hAnsi="Arial" w:cs="Arial"/>
-        <w:noProof/>
         <w:sz w:val="18"/>
         <w:szCs w:val="18"/>
       </w:rPr>
@@ -2548,7 +3229,6 @@
       <w:rPr>
         <w:rStyle w:val="PageNumber"/>
         <w:rFonts w:ascii="Arial" w:hAnsi="Arial" w:cs="Arial"/>
-        <w:noProof/>
         <w:sz w:val="18"/>
         <w:szCs w:val="18"/>
       </w:rPr>
@@ -2606,7 +3286,6 @@
       <w:rPr>
         <w:rFonts w:ascii="Arial" w:hAnsi="Arial" w:cs="Arial"/>
         <w:b/>
-        <w:noProof/>
         <w:sz w:val="32"/>
         <w:szCs w:val="32"/>
       </w:rPr>
@@ -2630,7 +3309,7 @@
           <v:path o:extrusionok="f" gradientshapeok="t" o:connecttype="rect"/>
           <o:lock v:ext="edit" aspectratio="t"/>
         </v:shapetype>
-        <v:shape id="_x0000_s1025" type="#_x0000_t75" style="position:absolute;left:0;text-align:left;margin-left:-57.65pt;margin-top:-35.55pt;width:610.4pt;height:100.2pt;z-index:1">
+        <v:shape id="_x0000_s1025" type="#_x0000_t75" style="position:absolute;left:0;text-align:left;margin-left:-57.65pt;margin-top:-35.55pt;width:610.4pt;height:100.2pt;z-index:251658240">
           <v:imagedata r:id="rId1" o:title="Untitled-4"/>
           <w10:wrap type="square"/>
         </v:shape>
@@ -6017,7 +6696,7 @@
     <w:rPr>
       <w:sz w:val="24"/>
       <w:szCs w:val="24"/>
-      <w:lang w:val="en-US" w:eastAsia="en-US"/>
+      <w:lang w:eastAsia="en-US"/>
     </w:rPr>
   </w:style>
   <w:style w:type="character" w:default="1" w:styleId="DefaultParagraphFont">

--- a/03-Communication-and-Teamwork/Meetings/Minutes/Team-Meetings/Meeting Minutes 2025-09-25 (Team).docx
+++ b/03-Communication-and-Teamwork/Meetings/Minutes/Team-Meetings/Meeting Minutes 2025-09-25 (Team).docx
@@ -2,13 +2,6 @@
 <file path=word/document.xml><?xml version="1.0" encoding="utf-8"?>
 <w:document xmlns:wpc="http://schemas.microsoft.com/office/word/2010/wordprocessingCanvas" xmlns:cx="http://schemas.microsoft.com/office/drawing/2014/chartex" xmlns:cx1="http://schemas.microsoft.com/office/drawing/2015/9/8/chartex" xmlns:cx2="http://schemas.microsoft.com/office/drawing/2015/10/21/chartex" xmlns:cx3="http://schemas.microsoft.com/office/drawing/2016/5/9/chartex" xmlns:cx4="http://schemas.microsoft.com/office/drawing/2016/5/10/chartex" xmlns:cx5="http://schemas.microsoft.com/office/drawing/2016/5/11/chartex" xmlns:cx6="http://schemas.microsoft.com/office/drawing/2016/5/12/chartex" xmlns:cx7="http://schemas.microsoft.com/office/drawing/2016/5/13/chartex" xmlns:cx8="http://schemas.microsoft.com/office/drawing/2016/5/14/chartex" xmlns:mc="http://schemas.openxmlformats.org/markup-compatibility/2006" xmlns:aink="http://schemas.microsoft.com/office/drawing/2016/ink" xmlns:am3d="http://schemas.microsoft.com/office/drawing/2017/model3d" xmlns:o="urn:schemas-microsoft-com:office:office" xmlns:oel="http://schemas.microsoft.com/office/2019/extlst" xmlns:r="http://schemas.openxmlformats.org/officeDocument/2006/relationships" xmlns:m="http://schemas.openxmlformats.org/officeDocument/2006/math" xmlns:v="urn:schemas-microsoft-com:vml" xmlns:wp14="http://schemas.microsoft.com/office/word/2010/wordprocessingDrawing" xmlns:wp="http://schemas.openxmlformats.org/drawingml/2006/wordprocessingDrawing" xmlns:w10="urn:schemas-microsoft-com:office:word" xmlns:w="http://schemas.openxmlformats.org/wordprocessingml/2006/main" xmlns:w14="http://schemas.microsoft.com/office/word/2010/wordml" xmlns:w15="http://schemas.microsoft.com/office/word/2012/wordml" xmlns:w16cex="http://schemas.microsoft.com/office/word/2018/wordml/cex" xmlns:w16cid="http://schemas.microsoft.com/office/word/2016/wordml/cid" xmlns:w16="http://schemas.microsoft.com/office/word/2018/wordml" xmlns:w16du="http://schemas.microsoft.com/office/word/2023/wordml/word16du" xmlns:w16sdtdh="http://schemas.microsoft.com/office/word/2020/wordml/sdtdatahash" xmlns:w16sdtfl="http://schemas.microsoft.com/office/word/2024/wordml/sdtformatlock" xmlns:w16se="http://schemas.microsoft.com/office/word/2015/wordml/symex" xmlns:wpg="http://schemas.microsoft.com/office/word/2010/wordprocessingGroup" xmlns:wpi="http://schemas.microsoft.com/office/word/2010/wordprocessingInk" xmlns:wne="http://schemas.microsoft.com/office/word/2006/wordml" xmlns:wps="http://schemas.microsoft.com/office/word/2010/wordprocessingShape" mc:Ignorable="w14 w15 w16se w16cid w16 w16cex w16sdtdh w16sdtfl w16du wp14">
   <w:body>
-    <w:p>
-      <w:pPr>
-        <w:rPr>
-          <w:rFonts w:ascii="Calibri" w:hAnsi="Calibri" w:cs="Calibri"/>
-        </w:rPr>
-      </w:pPr>
-    </w:p>
     <w:p>
       <w:pPr>
         <w:jc w:val="center"/>
@@ -205,23 +198,7 @@
                 <w:b/>
                 <w:bCs/>
               </w:rPr>
-              <w:t>Debrief after Mid</w:t>
-            </w:r>
-            <w:r>
-              <w:rPr>
-                <w:rFonts w:ascii="Calibri" w:hAnsi="Calibri" w:cs="Calibri"/>
-                <w:b/>
-                <w:bCs/>
-              </w:rPr>
-              <w:t>-</w:t>
-            </w:r>
-            <w:r>
-              <w:rPr>
-                <w:rFonts w:ascii="Calibri" w:hAnsi="Calibri" w:cs="Calibri"/>
-                <w:b/>
-                <w:bCs/>
-              </w:rPr>
-              <w:t>Semester Review and Discussion for Fedora OS</w:t>
+              <w:t xml:space="preserve">Reinstalling Ubuntu </w:t>
             </w:r>
           </w:p>
         </w:tc>
@@ -478,7 +455,14 @@
                 <w:rFonts w:ascii="Calibri" w:hAnsi="Calibri" w:cs="Calibri"/>
                 <w:bCs/>
               </w:rPr>
-              <w:t>1.0</w:t>
+              <w:t>1.</w:t>
+            </w:r>
+            <w:r>
+              <w:rPr>
+                <w:rFonts w:ascii="Calibri" w:hAnsi="Calibri" w:cs="Calibri"/>
+                <w:bCs/>
+              </w:rPr>
+              <w:t>1</w:t>
             </w:r>
           </w:p>
         </w:tc>
@@ -833,6 +817,12 @@
                 <w:iCs/>
               </w:rPr>
             </w:pPr>
+            <w:r>
+              <w:rPr>
+                <w:rFonts w:ascii="Calibri" w:hAnsi="Calibri" w:cs="Calibri"/>
+              </w:rPr>
+              <w:t>Project Member</w:t>
+            </w:r>
           </w:p>
         </w:tc>
       </w:tr>
@@ -870,6 +860,12 @@
                 <w:iCs/>
               </w:rPr>
             </w:pPr>
+            <w:r>
+              <w:rPr>
+                <w:rFonts w:ascii="Calibri" w:hAnsi="Calibri" w:cs="Calibri"/>
+              </w:rPr>
+              <w:t>Project Member</w:t>
+            </w:r>
           </w:p>
         </w:tc>
       </w:tr>
@@ -907,6 +903,12 @@
                 <w:iCs/>
               </w:rPr>
             </w:pPr>
+            <w:r>
+              <w:rPr>
+                <w:rFonts w:ascii="Calibri" w:hAnsi="Calibri" w:cs="Calibri"/>
+              </w:rPr>
+              <w:t>Project Member</w:t>
+            </w:r>
           </w:p>
         </w:tc>
       </w:tr>
@@ -944,6 +946,12 @@
                 <w:iCs/>
               </w:rPr>
             </w:pPr>
+            <w:r>
+              <w:rPr>
+                <w:rFonts w:ascii="Calibri" w:hAnsi="Calibri" w:cs="Calibri"/>
+              </w:rPr>
+              <w:t>Project Member</w:t>
+            </w:r>
           </w:p>
         </w:tc>
       </w:tr>
@@ -981,6 +989,12 @@
                 <w:iCs/>
               </w:rPr>
             </w:pPr>
+            <w:r>
+              <w:rPr>
+                <w:rFonts w:ascii="Calibri" w:hAnsi="Calibri" w:cs="Calibri"/>
+              </w:rPr>
+              <w:t>Project Member</w:t>
+            </w:r>
           </w:p>
         </w:tc>
       </w:tr>
@@ -1651,15 +1665,13 @@
           </w:tcPr>
           <w:p>
             <w:pPr>
-              <w:rPr>
-                <w:rFonts w:ascii="Calibri" w:hAnsi="Calibri" w:cs="Calibri"/>
-              </w:rPr>
-            </w:pPr>
-            <w:r>
-              <w:rPr>
-                <w:rFonts w:ascii="Calibri" w:hAnsi="Calibri" w:cs="Calibri"/>
-              </w:rPr>
-              <w:t>Graphing of Kali results</w:t>
+              <w:spacing w:line="259" w:lineRule="auto"/>
+            </w:pPr>
+            <w:r>
+              <w:rPr>
+                <w:rFonts w:ascii="Calibri" w:hAnsi="Calibri" w:cs="Calibri"/>
+              </w:rPr>
+              <w:t>N/A</w:t>
             </w:r>
           </w:p>
         </w:tc>
@@ -1674,12 +1686,6 @@
                 <w:rFonts w:ascii="Calibri" w:hAnsi="Calibri" w:cs="Calibri"/>
               </w:rPr>
             </w:pPr>
-            <w:r>
-              <w:rPr>
-                <w:rFonts w:ascii="Calibri" w:hAnsi="Calibri" w:cs="Calibri"/>
-              </w:rPr>
-              <w:t xml:space="preserve">Nathan </w:t>
-            </w:r>
           </w:p>
         </w:tc>
         <w:tc>
@@ -1693,343 +1699,11 @@
                 <w:rFonts w:ascii="Calibri" w:hAnsi="Calibri" w:cs="Calibri"/>
               </w:rPr>
             </w:pPr>
-            <w:r>
-              <w:rPr>
-                <w:rFonts w:ascii="Calibri" w:hAnsi="Calibri" w:cs="Calibri"/>
-              </w:rPr>
-              <w:t>Completed</w:t>
-            </w:r>
-          </w:p>
-        </w:tc>
-      </w:tr>
-      <w:tr>
-        <w:tc>
-          <w:tcPr>
-            <w:tcW w:w="540" w:type="dxa"/>
-            <w:vAlign w:val="center"/>
-          </w:tcPr>
-          <w:p>
-            <w:pPr>
-              <w:numPr>
-                <w:ilvl w:val="0"/>
-                <w:numId w:val="19"/>
-              </w:numPr>
-              <w:ind w:left="144" w:hanging="158"/>
-              <w:rPr>
-                <w:rFonts w:ascii="Calibri" w:hAnsi="Calibri" w:cs="Calibri"/>
-              </w:rPr>
-            </w:pPr>
-          </w:p>
-        </w:tc>
-        <w:tc>
-          <w:tcPr>
-            <w:tcW w:w="4422" w:type="dxa"/>
-            <w:vAlign w:val="center"/>
-          </w:tcPr>
-          <w:p>
-            <w:pPr>
-              <w:rPr>
-                <w:rFonts w:ascii="Calibri" w:hAnsi="Calibri" w:cs="Calibri"/>
-              </w:rPr>
-            </w:pPr>
-            <w:r>
-              <w:rPr>
-                <w:rFonts w:ascii="Calibri" w:hAnsi="Calibri" w:cs="Calibri"/>
-              </w:rPr>
-              <w:t>Individual Reflective Report</w:t>
-            </w:r>
-          </w:p>
-        </w:tc>
-        <w:tc>
-          <w:tcPr>
-            <w:tcW w:w="2508" w:type="dxa"/>
-            <w:vAlign w:val="center"/>
-          </w:tcPr>
-          <w:p>
-            <w:pPr>
-              <w:rPr>
-                <w:rFonts w:ascii="Calibri" w:hAnsi="Calibri" w:cs="Calibri"/>
-              </w:rPr>
-            </w:pPr>
-            <w:r>
-              <w:rPr>
-                <w:rFonts w:ascii="Calibri" w:hAnsi="Calibri" w:cs="Calibri"/>
-              </w:rPr>
-              <w:t>All Team Members</w:t>
-            </w:r>
-          </w:p>
-        </w:tc>
-        <w:tc>
-          <w:tcPr>
-            <w:tcW w:w="2520" w:type="dxa"/>
-            <w:vAlign w:val="center"/>
-          </w:tcPr>
-          <w:p>
-            <w:pPr>
-              <w:rPr>
-                <w:rFonts w:ascii="Calibri" w:hAnsi="Calibri" w:cs="Calibri"/>
-              </w:rPr>
-            </w:pPr>
-            <w:r>
-              <w:rPr>
-                <w:rFonts w:ascii="Calibri" w:hAnsi="Calibri" w:cs="Calibri"/>
-              </w:rPr>
-              <w:t>28/09/2025</w:t>
-            </w:r>
-          </w:p>
-        </w:tc>
-      </w:tr>
-      <w:tr>
-        <w:tc>
-          <w:tcPr>
-            <w:tcW w:w="540" w:type="dxa"/>
-            <w:vAlign w:val="center"/>
-          </w:tcPr>
-          <w:p>
-            <w:pPr>
-              <w:numPr>
-                <w:ilvl w:val="0"/>
-                <w:numId w:val="19"/>
-              </w:numPr>
-              <w:ind w:left="144" w:hanging="158"/>
-              <w:rPr>
-                <w:rFonts w:ascii="Calibri" w:hAnsi="Calibri" w:cs="Calibri"/>
-              </w:rPr>
-            </w:pPr>
-          </w:p>
-        </w:tc>
-        <w:tc>
-          <w:tcPr>
-            <w:tcW w:w="4422" w:type="dxa"/>
-            <w:vAlign w:val="center"/>
-          </w:tcPr>
-          <w:p>
-            <w:pPr>
-              <w:rPr>
-                <w:rFonts w:ascii="Calibri" w:hAnsi="Calibri" w:cs="Calibri"/>
-              </w:rPr>
-            </w:pPr>
-            <w:r>
-              <w:rPr>
-                <w:rFonts w:ascii="Calibri" w:hAnsi="Calibri" w:cs="Calibri"/>
-              </w:rPr>
-              <w:t>Poster draft</w:t>
-            </w:r>
-          </w:p>
-        </w:tc>
-        <w:tc>
-          <w:tcPr>
-            <w:tcW w:w="2508" w:type="dxa"/>
-            <w:vAlign w:val="center"/>
-          </w:tcPr>
-          <w:p>
-            <w:pPr>
-              <w:rPr>
-                <w:rFonts w:ascii="Calibri" w:hAnsi="Calibri" w:cs="Calibri"/>
-              </w:rPr>
-            </w:pPr>
-            <w:r>
-              <w:rPr>
-                <w:rFonts w:ascii="Calibri" w:hAnsi="Calibri" w:cs="Calibri"/>
-              </w:rPr>
-              <w:t>Nathan, Thomas</w:t>
-            </w:r>
-          </w:p>
-        </w:tc>
-        <w:tc>
-          <w:tcPr>
-            <w:tcW w:w="2520" w:type="dxa"/>
-            <w:vAlign w:val="center"/>
-          </w:tcPr>
-          <w:p>
-            <w:pPr>
-              <w:rPr>
-                <w:rFonts w:ascii="Calibri" w:hAnsi="Calibri" w:cs="Calibri"/>
-              </w:rPr>
-            </w:pPr>
-            <w:r>
-              <w:rPr>
-                <w:rFonts w:ascii="Calibri" w:hAnsi="Calibri" w:cs="Calibri"/>
-              </w:rPr>
-              <w:t>26/09/2025</w:t>
-            </w:r>
-          </w:p>
-        </w:tc>
-      </w:tr>
-      <w:tr>
-        <w:tc>
-          <w:tcPr>
-            <w:tcW w:w="540" w:type="dxa"/>
-            <w:vAlign w:val="center"/>
-          </w:tcPr>
-          <w:p>
-            <w:pPr>
-              <w:numPr>
-                <w:ilvl w:val="0"/>
-                <w:numId w:val="19"/>
-              </w:numPr>
-              <w:ind w:left="144" w:hanging="158"/>
-              <w:rPr>
-                <w:rFonts w:ascii="Calibri" w:hAnsi="Calibri" w:cs="Calibri"/>
-              </w:rPr>
-            </w:pPr>
-          </w:p>
-        </w:tc>
-        <w:tc>
-          <w:tcPr>
-            <w:tcW w:w="4422" w:type="dxa"/>
-            <w:vAlign w:val="center"/>
-          </w:tcPr>
-          <w:p>
-            <w:pPr>
-              <w:rPr>
-                <w:rFonts w:ascii="Calibri" w:hAnsi="Calibri" w:cs="Calibri"/>
-              </w:rPr>
-            </w:pPr>
-            <w:r>
-              <w:rPr>
-                <w:rFonts w:ascii="Calibri" w:hAnsi="Calibri" w:cs="Calibri"/>
-              </w:rPr>
-              <w:t>Final Poster</w:t>
-            </w:r>
-          </w:p>
-        </w:tc>
-        <w:tc>
-          <w:tcPr>
-            <w:tcW w:w="2508" w:type="dxa"/>
-            <w:vAlign w:val="center"/>
-          </w:tcPr>
-          <w:p>
-            <w:pPr>
-              <w:rPr>
-                <w:rFonts w:ascii="Calibri" w:hAnsi="Calibri" w:cs="Calibri"/>
-              </w:rPr>
-            </w:pPr>
-            <w:r>
-              <w:rPr>
-                <w:rFonts w:ascii="Calibri" w:hAnsi="Calibri" w:cs="Calibri"/>
-              </w:rPr>
-              <w:t>All Team Members</w:t>
-            </w:r>
-          </w:p>
-        </w:tc>
-        <w:tc>
-          <w:tcPr>
-            <w:tcW w:w="2520" w:type="dxa"/>
-            <w:vAlign w:val="center"/>
-          </w:tcPr>
-          <w:p>
-            <w:pPr>
-              <w:rPr>
-                <w:rFonts w:ascii="Calibri" w:hAnsi="Calibri" w:cs="Calibri"/>
-              </w:rPr>
-            </w:pPr>
-            <w:r>
-              <w:rPr>
-                <w:rFonts w:ascii="Calibri" w:hAnsi="Calibri" w:cs="Calibri"/>
-              </w:rPr>
-              <w:t>28/09/2025</w:t>
-            </w:r>
-          </w:p>
-        </w:tc>
-      </w:tr>
-      <w:tr>
-        <w:tc>
-          <w:tcPr>
-            <w:tcW w:w="540" w:type="dxa"/>
-            <w:vAlign w:val="center"/>
-          </w:tcPr>
-          <w:p>
-            <w:pPr>
-              <w:numPr>
-                <w:ilvl w:val="0"/>
-                <w:numId w:val="19"/>
-              </w:numPr>
-              <w:ind w:left="144" w:hanging="158"/>
-              <w:rPr>
-                <w:rFonts w:ascii="Calibri" w:hAnsi="Calibri" w:cs="Calibri"/>
-              </w:rPr>
-            </w:pPr>
-          </w:p>
-        </w:tc>
-        <w:tc>
-          <w:tcPr>
-            <w:tcW w:w="4422" w:type="dxa"/>
-            <w:vAlign w:val="center"/>
-          </w:tcPr>
-          <w:p>
-            <w:pPr>
-              <w:rPr>
-                <w:rFonts w:ascii="Calibri" w:hAnsi="Calibri" w:cs="Calibri"/>
-              </w:rPr>
-            </w:pPr>
-            <w:r>
-              <w:rPr>
-                <w:rFonts w:ascii="Calibri" w:hAnsi="Calibri" w:cs="Calibri"/>
-              </w:rPr>
-              <w:t>Organi</w:t>
-            </w:r>
-            <w:r>
-              <w:rPr>
-                <w:rFonts w:ascii="Calibri" w:hAnsi="Calibri" w:cs="Calibri"/>
-              </w:rPr>
-              <w:t>s</w:t>
-            </w:r>
-            <w:r>
-              <w:rPr>
-                <w:rFonts w:ascii="Calibri" w:hAnsi="Calibri" w:cs="Calibri"/>
-              </w:rPr>
-              <w:t xml:space="preserve">ing the Portfolio Folders </w:t>
-            </w:r>
-          </w:p>
-        </w:tc>
-        <w:tc>
-          <w:tcPr>
-            <w:tcW w:w="2508" w:type="dxa"/>
-            <w:vAlign w:val="center"/>
-          </w:tcPr>
-          <w:p>
-            <w:pPr>
-              <w:rPr>
-                <w:rFonts w:ascii="Calibri" w:hAnsi="Calibri" w:cs="Calibri"/>
-              </w:rPr>
-            </w:pPr>
-            <w:r>
-              <w:rPr>
-                <w:rFonts w:ascii="Calibri" w:hAnsi="Calibri" w:cs="Calibri"/>
-              </w:rPr>
-              <w:t>Thomas</w:t>
-            </w:r>
-          </w:p>
-        </w:tc>
-        <w:tc>
-          <w:tcPr>
-            <w:tcW w:w="2520" w:type="dxa"/>
-            <w:vAlign w:val="center"/>
-          </w:tcPr>
-          <w:p>
-            <w:pPr>
-              <w:rPr>
-                <w:rFonts w:ascii="Calibri" w:hAnsi="Calibri" w:cs="Calibri"/>
-              </w:rPr>
-            </w:pPr>
-            <w:r>
-              <w:rPr>
-                <w:rFonts w:ascii="Calibri" w:hAnsi="Calibri" w:cs="Calibri"/>
-              </w:rPr>
-              <w:t>28/10/2025</w:t>
-            </w:r>
           </w:p>
         </w:tc>
       </w:tr>
     </w:tbl>
-    <w:p>
-      <w:pPr>
-        <w:rPr>
-          <w:rFonts w:ascii="Calibri" w:hAnsi="Calibri" w:cs="Calibri"/>
-        </w:rPr>
-      </w:pPr>
-    </w:p>
+    <w:p/>
     <w:p>
       <w:pPr>
         <w:jc w:val="center"/>
@@ -2161,7 +1835,19 @@
               <w:rPr>
                 <w:rFonts w:ascii="Calibri" w:hAnsi="Calibri" w:cs="Calibri"/>
               </w:rPr>
-              <w:t xml:space="preserve">Accidental deletion of Ubuntu data while moving files around in OneDrive. </w:t>
+              <w:t>Accidental deletion of Ubuntu data while moving files around in OneDrive</w:t>
+            </w:r>
+            <w:r>
+              <w:rPr>
+                <w:rFonts w:ascii="Calibri" w:hAnsi="Calibri" w:cs="Calibri"/>
+              </w:rPr>
+              <w:t>/OneDrive glitch</w:t>
+            </w:r>
+            <w:r>
+              <w:rPr>
+                <w:rFonts w:ascii="Calibri" w:hAnsi="Calibri" w:cs="Calibri"/>
+              </w:rPr>
+              <w:t xml:space="preserve">. </w:t>
             </w:r>
           </w:p>
           <w:p>
@@ -2183,8 +1869,11 @@
     </w:tbl>
     <w:p>
       <w:pPr>
+        <w:jc w:val="center"/>
         <w:rPr>
           <w:rFonts w:ascii="Calibri" w:hAnsi="Calibri" w:cs="Calibri"/>
+          <w:b/>
+          <w:bCs/>
         </w:rPr>
       </w:pPr>
     </w:p>
@@ -2481,350 +2170,9 @@
           </w:p>
         </w:tc>
       </w:tr>
-      <w:tr>
-        <w:tc>
-          <w:tcPr>
-            <w:tcW w:w="540" w:type="dxa"/>
-            <w:vAlign w:val="center"/>
-          </w:tcPr>
-          <w:p>
-            <w:pPr>
-              <w:numPr>
-                <w:ilvl w:val="0"/>
-                <w:numId w:val="20"/>
-              </w:numPr>
-              <w:ind w:left="342"/>
-              <w:rPr>
-                <w:rFonts w:ascii="Calibri" w:hAnsi="Calibri" w:cs="Calibri"/>
-              </w:rPr>
-            </w:pPr>
-          </w:p>
-        </w:tc>
-        <w:tc>
-          <w:tcPr>
-            <w:tcW w:w="5400" w:type="dxa"/>
-            <w:vAlign w:val="center"/>
-          </w:tcPr>
-          <w:p>
-            <w:pPr>
-              <w:spacing w:line="259" w:lineRule="auto"/>
-              <w:rPr>
-                <w:rFonts w:ascii="Calibri" w:hAnsi="Calibri" w:cs="Calibri"/>
-              </w:rPr>
-            </w:pPr>
-            <w:r>
-              <w:rPr>
-                <w:rFonts w:ascii="Calibri" w:hAnsi="Calibri" w:cs="Calibri"/>
-              </w:rPr>
-              <w:t>Individual Reflective Report</w:t>
-            </w:r>
-          </w:p>
-        </w:tc>
-        <w:tc>
-          <w:tcPr>
-            <w:tcW w:w="2140" w:type="dxa"/>
-            <w:vAlign w:val="center"/>
-          </w:tcPr>
-          <w:p>
-            <w:pPr>
-              <w:spacing w:line="259" w:lineRule="auto"/>
-              <w:rPr>
-                <w:rFonts w:ascii="Calibri" w:hAnsi="Calibri" w:cs="Calibri"/>
-              </w:rPr>
-            </w:pPr>
-            <w:r>
-              <w:rPr>
-                <w:rFonts w:ascii="Calibri" w:hAnsi="Calibri" w:cs="Calibri"/>
-              </w:rPr>
-              <w:t>All Team Members</w:t>
-            </w:r>
-          </w:p>
-        </w:tc>
-        <w:tc>
-          <w:tcPr>
-            <w:tcW w:w="1910" w:type="dxa"/>
-            <w:vAlign w:val="center"/>
-          </w:tcPr>
-          <w:p>
-            <w:pPr>
-              <w:rPr>
-                <w:rFonts w:ascii="Calibri" w:hAnsi="Calibri" w:cs="Calibri"/>
-              </w:rPr>
-            </w:pPr>
-            <w:r>
-              <w:rPr>
-                <w:rFonts w:ascii="Calibri" w:hAnsi="Calibri" w:cs="Calibri"/>
-              </w:rPr>
-              <w:t>28/09/2025</w:t>
-            </w:r>
-          </w:p>
-        </w:tc>
-      </w:tr>
-      <w:tr>
-        <w:tc>
-          <w:tcPr>
-            <w:tcW w:w="540" w:type="dxa"/>
-            <w:vAlign w:val="center"/>
-          </w:tcPr>
-          <w:p>
-            <w:pPr>
-              <w:numPr>
-                <w:ilvl w:val="0"/>
-                <w:numId w:val="20"/>
-              </w:numPr>
-              <w:ind w:left="342"/>
-              <w:rPr>
-                <w:rFonts w:ascii="Calibri" w:hAnsi="Calibri" w:cs="Calibri"/>
-              </w:rPr>
-            </w:pPr>
-          </w:p>
-        </w:tc>
-        <w:tc>
-          <w:tcPr>
-            <w:tcW w:w="5400" w:type="dxa"/>
-            <w:vAlign w:val="center"/>
-          </w:tcPr>
-          <w:p>
-            <w:pPr>
-              <w:spacing w:line="259" w:lineRule="auto"/>
-              <w:rPr>
-                <w:rFonts w:ascii="Calibri" w:hAnsi="Calibri" w:cs="Calibri"/>
-              </w:rPr>
-            </w:pPr>
-            <w:r>
-              <w:rPr>
-                <w:rFonts w:ascii="Calibri" w:hAnsi="Calibri" w:cs="Calibri"/>
-              </w:rPr>
-              <w:t>Poster draft</w:t>
-            </w:r>
-          </w:p>
-        </w:tc>
-        <w:tc>
-          <w:tcPr>
-            <w:tcW w:w="2140" w:type="dxa"/>
-            <w:vAlign w:val="center"/>
-          </w:tcPr>
-          <w:p>
-            <w:pPr>
-              <w:spacing w:line="259" w:lineRule="auto"/>
-              <w:rPr>
-                <w:rFonts w:ascii="Calibri" w:hAnsi="Calibri" w:cs="Calibri"/>
-              </w:rPr>
-            </w:pPr>
-            <w:r>
-              <w:rPr>
-                <w:rFonts w:ascii="Calibri" w:hAnsi="Calibri" w:cs="Calibri"/>
-              </w:rPr>
-              <w:t>Nathan, Thomas</w:t>
-            </w:r>
-          </w:p>
-        </w:tc>
-        <w:tc>
-          <w:tcPr>
-            <w:tcW w:w="1910" w:type="dxa"/>
-            <w:vAlign w:val="center"/>
-          </w:tcPr>
-          <w:p>
-            <w:pPr>
-              <w:rPr>
-                <w:rFonts w:ascii="Calibri" w:hAnsi="Calibri" w:cs="Calibri"/>
-              </w:rPr>
-            </w:pPr>
-            <w:r>
-              <w:rPr>
-                <w:rFonts w:ascii="Calibri" w:hAnsi="Calibri" w:cs="Calibri"/>
-              </w:rPr>
-              <w:t>26/09/2025</w:t>
-            </w:r>
-          </w:p>
-        </w:tc>
-      </w:tr>
-      <w:tr>
-        <w:tc>
-          <w:tcPr>
-            <w:tcW w:w="540" w:type="dxa"/>
-            <w:vAlign w:val="center"/>
-          </w:tcPr>
-          <w:p>
-            <w:pPr>
-              <w:numPr>
-                <w:ilvl w:val="0"/>
-                <w:numId w:val="20"/>
-              </w:numPr>
-              <w:ind w:left="342"/>
-              <w:rPr>
-                <w:rFonts w:ascii="Calibri" w:hAnsi="Calibri" w:cs="Calibri"/>
-              </w:rPr>
-            </w:pPr>
-          </w:p>
-        </w:tc>
-        <w:tc>
-          <w:tcPr>
-            <w:tcW w:w="5400" w:type="dxa"/>
-            <w:vAlign w:val="center"/>
-          </w:tcPr>
-          <w:p>
-            <w:pPr>
-              <w:spacing w:line="259" w:lineRule="auto"/>
-              <w:rPr>
-                <w:rFonts w:ascii="Calibri" w:hAnsi="Calibri" w:cs="Calibri"/>
-              </w:rPr>
-            </w:pPr>
-            <w:r>
-              <w:rPr>
-                <w:rFonts w:ascii="Calibri" w:hAnsi="Calibri" w:cs="Calibri"/>
-              </w:rPr>
-              <w:t>Final Poster</w:t>
-            </w:r>
-          </w:p>
-        </w:tc>
-        <w:tc>
-          <w:tcPr>
-            <w:tcW w:w="2140" w:type="dxa"/>
-            <w:vAlign w:val="center"/>
-          </w:tcPr>
-          <w:p>
-            <w:pPr>
-              <w:spacing w:line="259" w:lineRule="auto"/>
-              <w:rPr>
-                <w:rFonts w:ascii="Calibri" w:hAnsi="Calibri" w:cs="Calibri"/>
-              </w:rPr>
-            </w:pPr>
-            <w:r>
-              <w:rPr>
-                <w:rFonts w:ascii="Calibri" w:hAnsi="Calibri" w:cs="Calibri"/>
-              </w:rPr>
-              <w:t>All Team Members</w:t>
-            </w:r>
-          </w:p>
-        </w:tc>
-        <w:tc>
-          <w:tcPr>
-            <w:tcW w:w="1910" w:type="dxa"/>
-            <w:vAlign w:val="center"/>
-          </w:tcPr>
-          <w:p>
-            <w:pPr>
-              <w:rPr>
-                <w:rFonts w:ascii="Calibri" w:hAnsi="Calibri" w:cs="Calibri"/>
-              </w:rPr>
-            </w:pPr>
-            <w:r>
-              <w:rPr>
-                <w:rFonts w:ascii="Calibri" w:hAnsi="Calibri" w:cs="Calibri"/>
-              </w:rPr>
-              <w:t>28/09/2025</w:t>
-            </w:r>
-          </w:p>
-        </w:tc>
-      </w:tr>
-      <w:tr>
-        <w:tc>
-          <w:tcPr>
-            <w:tcW w:w="540" w:type="dxa"/>
-            <w:vAlign w:val="center"/>
-          </w:tcPr>
-          <w:p>
-            <w:pPr>
-              <w:numPr>
-                <w:ilvl w:val="0"/>
-                <w:numId w:val="20"/>
-              </w:numPr>
-              <w:ind w:left="342"/>
-              <w:rPr>
-                <w:rFonts w:ascii="Calibri" w:hAnsi="Calibri" w:cs="Calibri"/>
-              </w:rPr>
-            </w:pPr>
-          </w:p>
-        </w:tc>
-        <w:tc>
-          <w:tcPr>
-            <w:tcW w:w="5400" w:type="dxa"/>
-            <w:vAlign w:val="center"/>
-          </w:tcPr>
-          <w:p>
-            <w:pPr>
-              <w:spacing w:line="259" w:lineRule="auto"/>
-              <w:rPr>
-                <w:rFonts w:ascii="Calibri" w:hAnsi="Calibri" w:cs="Calibri"/>
-              </w:rPr>
-            </w:pPr>
-            <w:r>
-              <w:rPr>
-                <w:rFonts w:ascii="Calibri" w:hAnsi="Calibri" w:cs="Calibri"/>
-              </w:rPr>
-              <w:t>Organi</w:t>
-            </w:r>
-            <w:r>
-              <w:rPr>
-                <w:rFonts w:ascii="Calibri" w:hAnsi="Calibri" w:cs="Calibri"/>
-              </w:rPr>
-              <w:t>s</w:t>
-            </w:r>
-            <w:r>
-              <w:rPr>
-                <w:rFonts w:ascii="Calibri" w:hAnsi="Calibri" w:cs="Calibri"/>
-              </w:rPr>
-              <w:t xml:space="preserve">ing the Portfolio Folders </w:t>
-            </w:r>
-          </w:p>
-        </w:tc>
-        <w:tc>
-          <w:tcPr>
-            <w:tcW w:w="2140" w:type="dxa"/>
-            <w:vAlign w:val="center"/>
-          </w:tcPr>
-          <w:p>
-            <w:pPr>
-              <w:spacing w:line="259" w:lineRule="auto"/>
-              <w:rPr>
-                <w:rFonts w:ascii="Calibri" w:hAnsi="Calibri" w:cs="Calibri"/>
-              </w:rPr>
-            </w:pPr>
-            <w:r>
-              <w:rPr>
-                <w:rFonts w:ascii="Calibri" w:hAnsi="Calibri" w:cs="Calibri"/>
-              </w:rPr>
-              <w:t>Thomas</w:t>
-            </w:r>
-          </w:p>
-        </w:tc>
-        <w:tc>
-          <w:tcPr>
-            <w:tcW w:w="1910" w:type="dxa"/>
-            <w:vAlign w:val="center"/>
-          </w:tcPr>
-          <w:p>
-            <w:pPr>
-              <w:rPr>
-                <w:rFonts w:ascii="Calibri" w:hAnsi="Calibri" w:cs="Calibri"/>
-              </w:rPr>
-            </w:pPr>
-            <w:r>
-              <w:rPr>
-                <w:rFonts w:ascii="Calibri" w:hAnsi="Calibri" w:cs="Calibri"/>
-              </w:rPr>
-              <w:t>28/10/2025</w:t>
-            </w:r>
-          </w:p>
-        </w:tc>
-      </w:tr>
     </w:tbl>
-    <w:p>
-      <w:pPr>
-        <w:rPr>
-          <w:rFonts w:ascii="Calibri" w:hAnsi="Calibri" w:cs="Calibri"/>
-        </w:rPr>
-      </w:pPr>
-    </w:p>
-    <w:p>
-      <w:pPr>
-        <w:rPr>
-          <w:rFonts w:ascii="Calibri" w:hAnsi="Calibri" w:cs="Calibri"/>
-          <w:b/>
-        </w:rPr>
-      </w:pPr>
-    </w:p>
+    <w:p/>
+    <w:p/>
     <w:p>
       <w:pPr>
         <w:rPr>
@@ -2845,7 +2193,6 @@
           <w:rFonts w:ascii="Calibri" w:hAnsi="Calibri" w:cs="Calibri"/>
           <w:b/>
         </w:rPr>
-        <w:lastRenderedPageBreak/>
         <w:t>Next Meeting</w:t>
       </w:r>
     </w:p>
@@ -2980,15 +2327,16 @@
           </w:tcPr>
           <w:p>
             <w:pPr>
-              <w:numPr>
-                <w:ilvl w:val="0"/>
-                <w:numId w:val="12"/>
-              </w:numPr>
-              <w:ind w:left="252" w:hanging="208"/>
-              <w:rPr>
-                <w:rFonts w:ascii="Calibri" w:hAnsi="Calibri" w:cs="Calibri"/>
-              </w:rPr>
-            </w:pPr>
+              <w:rPr>
+                <w:rFonts w:ascii="Calibri" w:hAnsi="Calibri" w:cs="Calibri"/>
+              </w:rPr>
+            </w:pPr>
+            <w:r>
+              <w:rPr>
+                <w:rFonts w:ascii="Calibri" w:hAnsi="Calibri" w:cs="Calibri"/>
+              </w:rPr>
+              <w:t>1.</w:t>
+            </w:r>
           </w:p>
         </w:tc>
         <w:tc>
@@ -3004,6 +2352,75 @@
                 <w:rFonts w:ascii="Calibri" w:hAnsi="Calibri" w:cs="Calibri"/>
               </w:rPr>
             </w:pPr>
+            <w:r>
+              <w:rPr>
+                <w:rFonts w:ascii="Calibri" w:hAnsi="Calibri" w:cs="Calibri"/>
+              </w:rPr>
+              <w:t>Discussing new set of data</w:t>
+            </w:r>
+            <w:r>
+              <w:rPr>
+                <w:rFonts w:ascii="Calibri" w:hAnsi="Calibri" w:cs="Calibri"/>
+              </w:rPr>
+              <w:t>.</w:t>
+            </w:r>
+          </w:p>
+        </w:tc>
+      </w:tr>
+      <w:tr>
+        <w:trPr>
+          <w:trHeight w:val="300"/>
+        </w:trPr>
+        <w:tc>
+          <w:tcPr>
+            <w:tcW w:w="540" w:type="dxa"/>
+            <w:vAlign w:val="center"/>
+          </w:tcPr>
+          <w:p>
+            <w:pPr>
+              <w:rPr>
+                <w:rFonts w:ascii="Calibri" w:hAnsi="Calibri" w:cs="Calibri"/>
+              </w:rPr>
+            </w:pPr>
+            <w:r>
+              <w:rPr>
+                <w:rFonts w:ascii="Calibri" w:hAnsi="Calibri" w:cs="Calibri"/>
+              </w:rPr>
+              <w:t>2.</w:t>
+            </w:r>
+          </w:p>
+        </w:tc>
+        <w:tc>
+          <w:tcPr>
+            <w:tcW w:w="9450" w:type="dxa"/>
+            <w:gridSpan w:val="2"/>
+            <w:vAlign w:val="center"/>
+          </w:tcPr>
+          <w:p>
+            <w:pPr>
+              <w:spacing w:line="259" w:lineRule="auto"/>
+              <w:rPr>
+                <w:rFonts w:ascii="Calibri" w:hAnsi="Calibri" w:cs="Calibri"/>
+              </w:rPr>
+            </w:pPr>
+            <w:r>
+              <w:rPr>
+                <w:rFonts w:ascii="Calibri" w:hAnsi="Calibri" w:cs="Calibri"/>
+              </w:rPr>
+              <w:t xml:space="preserve">Discussing the </w:t>
+            </w:r>
+            <w:r>
+              <w:rPr>
+                <w:rFonts w:ascii="Calibri" w:hAnsi="Calibri" w:cs="Calibri"/>
+              </w:rPr>
+              <w:t>importance</w:t>
+            </w:r>
+            <w:r>
+              <w:rPr>
+                <w:rFonts w:ascii="Calibri" w:hAnsi="Calibri" w:cs="Calibri"/>
+              </w:rPr>
+              <w:t xml:space="preserve"> of backing up files. </w:t>
+            </w:r>
           </w:p>
         </w:tc>
       </w:tr>
@@ -3062,6 +2479,30 @@
                 <w:rFonts w:ascii="Calibri" w:hAnsi="Calibri" w:cs="Calibri"/>
               </w:rPr>
             </w:pPr>
+            <w:r>
+              <w:rPr>
+                <w:rFonts w:ascii="Calibri" w:hAnsi="Calibri" w:cs="Calibri"/>
+              </w:rPr>
+              <w:t>Re</w:t>
+            </w:r>
+            <w:r>
+              <w:rPr>
+                <w:rFonts w:ascii="Calibri" w:hAnsi="Calibri" w:cs="Calibri"/>
+              </w:rPr>
+              <w:t>-</w:t>
+            </w:r>
+            <w:r>
+              <w:rPr>
+                <w:rFonts w:ascii="Calibri" w:hAnsi="Calibri" w:cs="Calibri"/>
+              </w:rPr>
+              <w:t>gr</w:t>
+            </w:r>
+            <w:r>
+              <w:rPr>
+                <w:rFonts w:ascii="Calibri" w:hAnsi="Calibri" w:cs="Calibri"/>
+              </w:rPr>
+              <w:t xml:space="preserve">aphing new set of data. </w:t>
+            </w:r>
           </w:p>
         </w:tc>
       </w:tr>
@@ -3175,6 +2616,7 @@
       <w:rPr>
         <w:rStyle w:val="PageNumber"/>
         <w:rFonts w:ascii="Arial" w:hAnsi="Arial" w:cs="Arial"/>
+        <w:noProof/>
         <w:sz w:val="18"/>
         <w:szCs w:val="18"/>
       </w:rPr>
@@ -3229,6 +2671,7 @@
       <w:rPr>
         <w:rStyle w:val="PageNumber"/>
         <w:rFonts w:ascii="Arial" w:hAnsi="Arial" w:cs="Arial"/>
+        <w:noProof/>
         <w:sz w:val="18"/>
         <w:szCs w:val="18"/>
       </w:rPr>
@@ -3286,6 +2729,7 @@
       <w:rPr>
         <w:rFonts w:ascii="Arial" w:hAnsi="Arial" w:cs="Arial"/>
         <w:b/>
+        <w:noProof/>
         <w:sz w:val="32"/>
         <w:szCs w:val="32"/>
       </w:rPr>
@@ -3309,7 +2753,7 @@
           <v:path o:extrusionok="f" gradientshapeok="t" o:connecttype="rect"/>
           <o:lock v:ext="edit" aspectratio="t"/>
         </v:shapetype>
-        <v:shape id="_x0000_s1025" type="#_x0000_t75" style="position:absolute;left:0;text-align:left;margin-left:-57.65pt;margin-top:-35.55pt;width:610.4pt;height:100.2pt;z-index:251658240">
+        <v:shape id="_x0000_s1025" type="#_x0000_t75" style="position:absolute;left:0;text-align:left;margin-left:-57.65pt;margin-top:-35.55pt;width:610.4pt;height:100.2pt;z-index:251657728">
           <v:imagedata r:id="rId1" o:title="Untitled-4"/>
           <w10:wrap type="square"/>
         </v:shape>
@@ -6403,7 +5847,7 @@
     <w:rPrDefault>
       <w:rPr>
         <w:rFonts w:ascii="Times New Roman" w:eastAsia="Times New Roman" w:hAnsi="Times New Roman" w:cs="Times New Roman"/>
-        <w:lang w:val="en-NZ" w:eastAsia="ja-JP" w:bidi="ar-SA"/>
+        <w:lang w:val="en-NZ" w:eastAsia="en-NZ" w:bidi="my-MM"/>
       </w:rPr>
     </w:rPrDefault>
     <w:pPrDefault/>
@@ -6696,7 +6140,7 @@
     <w:rPr>
       <w:sz w:val="24"/>
       <w:szCs w:val="24"/>
-      <w:lang w:eastAsia="en-US"/>
+      <w:lang w:val="en-US" w:eastAsia="en-US" w:bidi="ar-SA"/>
     </w:rPr>
   </w:style>
   <w:style w:type="character" w:default="1" w:styleId="DefaultParagraphFont">
@@ -6757,16 +6201,7 @@
     <w:name w:val="Table Grid"/>
     <w:basedOn w:val="TableNormal"/>
     <w:rsid w:val="00076A72"/>
-    <w:tblPr>
-      <w:tblBorders>
-        <w:top w:val="single" w:sz="4" w:space="0" w:color="auto"/>
-        <w:left w:val="single" w:sz="4" w:space="0" w:color="auto"/>
-        <w:bottom w:val="single" w:sz="4" w:space="0" w:color="auto"/>
-        <w:right w:val="single" w:sz="4" w:space="0" w:color="auto"/>
-        <w:insideH w:val="single" w:sz="4" w:space="0" w:color="auto"/>
-        <w:insideV w:val="single" w:sz="4" w:space="0" w:color="auto"/>
-      </w:tblBorders>
-    </w:tblPr>
+    <w:tblPr/>
   </w:style>
   <w:style w:type="paragraph" w:styleId="BalloonText">
     <w:name w:val="Balloon Text"/>
